--- a/03_Outputs/final scripts/ru/Module 1/1.4.0-ru.docx
+++ b/03_Outputs/final scripts/ru/Module 1/1.4.0-ru.docx
@@ -24,12 +24,12 @@
     </w:p>
     <w:p>
       <w:r>
-        <w:t xml:space="preserve">Подход «всеобщество» объединяет всех участников — правительства, сообщества и частный сектор. Совместными усилиями политики становятся более инклюзивными, партнерства — крепче, а результаты — более устойчивыми.  </w:t>
+        <w:t xml:space="preserve">Подход «всеобщество» объединяет всех участников — правительства, сообщества и частный сектор. Совместными усилиями политика становится более инклюзивной, партнерства — крепче, а результаты — более устойчивыми.  </w:t>
       </w:r>
     </w:p>
     <w:p>
       <w:r>
-        <w:t xml:space="preserve">Подход, основанный на правах человека, переосмысливает энергию как нечто большее, чем доступ — это фундаментальное право. Это обеспечивает сохранение достоинства, справедливости и социальной инклюзии в центре каждой инициативы.  </w:t>
+        <w:t xml:space="preserve">Подход, основанный на правах человека, переосмысливает энергию как нечто большее, чем доступ; это фундаментальное право. Это обеспечивает сохранение достоинства, справедливости и социальной инклюзии в центре каждой инициативы.  </w:t>
       </w:r>
     </w:p>
     <w:p>
@@ -39,17 +39,12 @@
     </w:p>
     <w:p>
       <w:r>
-        <w:t xml:space="preserve">А интерсекциональный подход идет еще дальше, показывая, как пересекаются доход, география, раса и другие факторы, формируя доступ к энергии. Эта перспектива помогает адаптировать решения к реальностям жизни людей.  </w:t>
+        <w:t xml:space="preserve">А интерсекциональный подход идет еще дальше, показывая, как пересечение доходов, географии, расы и других факторов влияет на доступ к энергии. Эта перспектива помогает адаптировать решения к реальностям жизни людей.  </w:t>
       </w:r>
     </w:p>
     <w:p>
       <w:r>
-        <w:t xml:space="preserve">Вместе эти подходы трансформируют проекты. Они помогают балансировать доступность и достаточность, управлять использованием земли между продовольствием и возобновляемыми источниками энергии, а также снижать экологический след там, где сообщества наиболее уязвимы.  </w:t>
-      </w:r>
-    </w:p>
-    <w:p>
-      <w:r>
-        <w:t xml:space="preserve">Применяя эти стратегии, мы можем ускорить глобальный энергетический переход — и обеспечить его не только чистой энергией, но и справедливостью, равенством и возможностями.  </w:t>
+        <w:t xml:space="preserve">Применяя эти стратегии, мы можем ускорить глобальный переход к чистой энергии и обеспечить его не только экологической чистотой, но и справедливостью, равенством и возможностями.  </w:t>
       </w:r>
     </w:p>
     <w:p>
